--- a/testakten/insolvenz-asset-deal-chaincortex-ai-berlin/18_datenuebernahmevereinbarung_dsgvo.docx
+++ b/testakten/insolvenz-asset-deal-chaincortex-ai-berlin/18_datenuebernahmevereinbarung_dsgvo.docx
@@ -4,10 +4,7 @@
   <w:body>
     <w:p>
       <w:r>
-        <w:rPr>
-          <w:sz w:val="18"/>
-        </w:rPr>
-        <w:t>Vorberg + Steinhausen Rechtsanwaelte mbB - Insolvenzverwaltung ChainCortex AI GmbH, AG Charlottenburg 36 IN 1342/26</w:t>
+        <w:t>Vorberg + Steinhausen Rechtsanwälte mbB – Insolvenzverwaltung ChainCortex GmbH, AG Charlottenburg 36 IN 1342/26</w:t>
       </w:r>
     </w:p>
     <w:p>
@@ -15,12 +12,12 @@
         <w:pStyle w:val="Heading1"/>
       </w:pPr>
       <w:r>
-        <w:t>Vereinbarung zur datenschutzkonformen Uebernahme der Kundendaten (Anlage zum APA)</w:t>
+        <w:t>Vereinbarung zur datenschutzkonformen Behandlung der Kundendaten (Anlage zum APA)</w:t>
       </w:r>
     </w:p>
     <w:p>
       <w:r>
-        <w:t>Vereinbarung vom 28.06.2026 zwischen dem Insolvenzverwalter und der Voracis Ventures GmbH ueber die Uebertragung der Kundendatenbestaende (B2B ca. 340 Kunden, B2C ca. 1.850 Nutzerkonten).</w:t>
+        <w:t>Vereinbarung vom 28.06.2026 zwischen dem Insolvenzverwalter und der Voracis Ventures GmbH über zwölf B2B-Kundenbeziehungen und acht B2C-Nutzerkonten.</w:t>
       </w:r>
     </w:p>
     <w:p>
@@ -28,27 +25,225 @@
         <w:pStyle w:val="Heading2"/>
       </w:pPr>
       <w:r>
-        <w:t>Regelungsinhalt</w:t>
+        <w:t>1. Datenklassen und Zwecke</w:t>
       </w:r>
     </w:p>
     <w:p>
       <w:r>
-        <w:t>Uebernahme erfolgt auf Grundlage berechtigten Interesses gemaess Art. 6 Abs. 1 lit. f DSGVO im Rahmen der Unternehmensveraeusserung; betroffene Personen werden binnen 30 Tagen nach Closing per E-Mail und Website-Hinweis ueber den Wechsel des Verantwortlichen informiert und auf ihr Widerspruchsrecht hingewiesen.</w:t>
+        <w:t>B2B-Firmendaten, personenbezogene Ansprechpartnerdaten, B2C-Neuvertragsdaten und reine Aufbewahrungsdaten werden technisch und organisatorisch getrennt. Jede Nutzung erhält eine dokumentierte Rechtsgrundlage, Zweckbeschreibung und Löschfrist.</w:t>
+      </w:r>
+    </w:p>
+    <w:p>
+      <w:pPr>
+        <w:pStyle w:val="Heading2"/>
+      </w:pPr>
+      <w:r>
+        <w:t>2. B2B-Ansprechpartnerdaten</w:t>
       </w:r>
     </w:p>
     <w:p>
       <w:r>
-        <w:t>Die B2C-Nutzerkonten mit Opt-out innerhalb der Frist (17 Konten) werden vor Uebertragung geloescht bzw. anonymisiert.</w:t>
+        <w:t>Nur erforderliche dienstliche Kontaktdaten werden nach dokumentierter Interessenabwägung gemäß Artikel 6 Absatz 1 Buchstabe f DSGVO übertragen. Voracis erfüllt Artikel 14 DSGVO spätestens bei der ersten Kontaktaufnahme, jedenfalls innerhalb eines Monats.</w:t>
       </w:r>
     </w:p>
+    <w:p>
+      <w:pPr>
+        <w:pStyle w:val="Heading2"/>
+      </w:pPr>
+      <w:r>
+        <w:t>3. B2C-Neuvertragsdaten</w:t>
+      </w:r>
+    </w:p>
+    <w:p>
+      <w:r>
+        <w:t>Die Schuldnerin versendet das Angebot selbst. Voracis erhält Daten zu Neuvertragszwecken nur nach positiver Kundenreaktion oder unmittelbar vom Kunden. Eine fehlende Reaktion gilt nicht als Zustimmung.</w:t>
+      </w:r>
+    </w:p>
+    <w:p>
+      <w:pPr>
+        <w:pStyle w:val="Heading2"/>
+      </w:pPr>
+      <w:r>
+        <w:t>4. Aufbewahrungsdaten</w:t>
+      </w:r>
+    </w:p>
+    <w:p>
+      <w:r>
+        <w:t>Daten aus beendeten Vertragsbeziehungen werden getrennt und von Voracis nur im Auftrag nach Artikel 28 Absatz 3 DSGVO für konkret bestimmte gesetzliche Aufbewahrungszwecke gespeichert. Eigene Werbung, Profilbildung oder Vertragsansprache ist ausgeschlossen.</w:t>
+      </w:r>
+    </w:p>
+    <w:p>
+      <w:pPr>
+        <w:pStyle w:val="Heading2"/>
+      </w:pPr>
+      <w:r>
+        <w:t>5. Sicherheit, Nachweis und Löschung</w:t>
+      </w:r>
+    </w:p>
+    <w:p>
+      <w:r>
+        <w:t>Die Parteien führen eine Transferliste, protokollieren Berechtigungen und Löschungen, verschlüsseln die Übergabe und begrenzen Zugriffe. Voracis meldet Fehlübertragungen unverzüglich, löscht unzulässig übermittelte Datensätze und bestätigt die Löschung in Textform.</w:t>
+      </w:r>
+    </w:p>
+    <w:p>
+      <w:r>
+        <w:t>Berlin, 28.06.2026</w:t>
+      </w:r>
+    </w:p>
+    <w:tbl>
+      <w:tblPr>
+        <w:tblStyle w:val="TableGrid"/>
+        <w:tblW w:type="auto" w:w="0"/>
+        <w:tblLook w:firstColumn="1" w:firstRow="1" w:lastColumn="0" w:lastRow="0" w:noHBand="0" w:noVBand="1" w:val="04A0"/>
+      </w:tblPr>
+      <w:tblGrid>
+        <w:gridCol w:w="4153"/>
+        <w:gridCol w:w="4153"/>
+      </w:tblGrid>
+      <w:tr>
+        <w:tc>
+          <w:tcPr>
+            <w:tcW w:type="dxa" w:w="4153"/>
+          </w:tcPr>
+          <w:p>
+            <w:r>
+              <w:t>______________________________</w:t>
+            </w:r>
+          </w:p>
+        </w:tc>
+        <w:tc>
+          <w:tcPr>
+            <w:tcW w:type="dxa" w:w="4153"/>
+          </w:tcPr>
+          <w:p>
+            <w:r>
+              <w:t>______________________________</w:t>
+            </w:r>
+          </w:p>
+        </w:tc>
+      </w:tr>
+      <w:tr>
+        <w:tc>
+          <w:tcPr>
+            <w:tcW w:type="dxa" w:w="4153"/>
+          </w:tcPr>
+          <w:p>
+            <w:r>
+              <w:t>Dr. Konrad Vorberg</w:t>
+              <w:br/>
+              <w:t>Insolvenzverwalter</w:t>
+            </w:r>
+          </w:p>
+        </w:tc>
+        <w:tc>
+          <w:tcPr>
+            <w:tcW w:type="dxa" w:w="4153"/>
+          </w:tcPr>
+          <w:p>
+            <w:r>
+              <w:t>Dr. Carlotta Hennings</w:t>
+              <w:br/>
+              <w:t>Voracis Ventures GmbH</w:t>
+            </w:r>
+          </w:p>
+        </w:tc>
+      </w:tr>
+    </w:tbl>
     <w:sectPr>
-      <w:pgSz w:w="12240" w:h="15840"/>
-      <w:pgMar w:top="1440" w:right="1800" w:bottom="1440" w:left="1800" w:header="720" w:footer="720" w:gutter="0"/>
+      <w:headerReference w:type="default" r:id="rId9"/>
+      <w:footerReference w:type="default" r:id="rId10"/>
+      <w:pgSz w:w="11906" w:h="16838"/>
+      <w:pgMar w:top="1020" w:right="1800" w:bottom="1020" w:left="1800" w:header="680" w:footer="567" w:gutter="0"/>
       <w:cols w:space="720"/>
       <w:docGrid w:linePitch="360"/>
     </w:sectPr>
   </w:body>
 </w:document>
+</file>
+
+<file path=word/footer1.xml><?xml version="1.0" encoding="utf-8"?>
+<w:ftr xmlns:m="http://schemas.openxmlformats.org/officeDocument/2006/math" xmlns:mc="http://schemas.openxmlformats.org/markup-compatibility/2006" xmlns:mo="http://schemas.microsoft.com/office/mac/office/2008/main" xmlns:mv="urn:schemas-microsoft-com:mac:vml" xmlns:o="urn:schemas-microsoft-com:office:office" xmlns:r="http://schemas.openxmlformats.org/officeDocument/2006/relationships" xmlns:v="urn:schemas-microsoft-com:vml" xmlns:w10="urn:schemas-microsoft-com:office:word" xmlns:w14="http://schemas.microsoft.com/office/word/2010/wordml" xmlns:w="http://schemas.openxmlformats.org/wordprocessingml/2006/main" xmlns:wne="http://schemas.microsoft.com/office/word/2006/wordml" xmlns:wp14="http://schemas.microsoft.com/office/word/2010/wordprocessingDrawing" xmlns:wp="http://schemas.openxmlformats.org/drawingml/2006/wordprocessingDrawing" xmlns:wpc="http://schemas.microsoft.com/office/word/2010/wordprocessingCanvas" xmlns:wpg="http://schemas.microsoft.com/office/word/2010/wordprocessingGroup" xmlns:wpi="http://schemas.microsoft.com/office/word/2010/wordprocessingInk" xmlns:wps="http://schemas.microsoft.com/office/word/2010/wordprocessingShape" mc:Ignorable="w14 wp14">
+  <w:p>
+    <w:pPr>
+      <w:pStyle w:val="Footer"/>
+      <w:tabs>
+        <w:tab w:pos="9071" w:val="right"/>
+      </w:tabs>
+      <w:jc w:val="left"/>
+    </w:pPr>
+    <w:r>
+      <w:rPr>
+        <w:rFonts w:ascii="Times New Roman" w:hAnsi="Times New Roman"/>
+        <w:color w:val="6B6B66"/>
+        <w:sz w:val="16"/>
+      </w:rPr>
+    </w:r>
+    <w:r>
+      <w:rPr>
+        <w:rFonts w:ascii="Times New Roman" w:hAnsi="Times New Roman"/>
+        <w:color w:val="6B6B66"/>
+        <w:sz w:val="16"/>
+      </w:rPr>
+      <w:t>Steinhausen Rechtsanwälte mbB</w:t>
+    </w:r>
+    <w:r>
+      <w:rPr>
+        <w:rFonts w:ascii="Times New Roman" w:hAnsi="Times New Roman"/>
+        <w:color w:val="6B6B66"/>
+        <w:sz w:val="16"/>
+      </w:rPr>
+      <w:tab/>
+      <w:t xml:space="preserve">Seite </w:t>
+    </w:r>
+    <w:r>
+      <w:rPr>
+        <w:rFonts w:ascii="Times New Roman" w:hAnsi="Times New Roman"/>
+        <w:color w:val="6B6B66"/>
+        <w:sz w:val="16"/>
+      </w:rPr>
+      <w:fldChar w:fldCharType="begin"/>
+      <w:instrText xml:space="preserve"> PAGE </w:instrText>
+      <w:fldChar w:fldCharType="end"/>
+    </w:r>
+  </w:p>
+</w:ftr>
+</file>
+
+<file path=word/header1.xml><?xml version="1.0" encoding="utf-8"?>
+<w:hdr xmlns:m="http://schemas.openxmlformats.org/officeDocument/2006/math" xmlns:mc="http://schemas.openxmlformats.org/markup-compatibility/2006" xmlns:mo="http://schemas.microsoft.com/office/mac/office/2008/main" xmlns:mv="urn:schemas-microsoft-com:mac:vml" xmlns:o="urn:schemas-microsoft-com:office:office" xmlns:r="http://schemas.openxmlformats.org/officeDocument/2006/relationships" xmlns:v="urn:schemas-microsoft-com:vml" xmlns:w10="urn:schemas-microsoft-com:office:word" xmlns:w14="http://schemas.microsoft.com/office/word/2010/wordml" xmlns:w="http://schemas.openxmlformats.org/wordprocessingml/2006/main" xmlns:wne="http://schemas.microsoft.com/office/word/2006/wordml" xmlns:wp14="http://schemas.microsoft.com/office/word/2010/wordprocessingDrawing" xmlns:wp="http://schemas.openxmlformats.org/drawingml/2006/wordprocessingDrawing" xmlns:wpc="http://schemas.microsoft.com/office/word/2010/wordprocessingCanvas" xmlns:wpg="http://schemas.microsoft.com/office/word/2010/wordprocessingGroup" xmlns:wpi="http://schemas.microsoft.com/office/word/2010/wordprocessingInk" xmlns:wps="http://schemas.microsoft.com/office/word/2010/wordprocessingShape" mc:Ignorable="w14 wp14">
+  <w:p>
+    <w:pPr>
+      <w:pStyle w:val="Header"/>
+      <w:jc w:val="left"/>
+    </w:pPr>
+    <w:r/>
+    <w:r>
+      <w:rPr>
+        <w:rFonts w:ascii="Times New Roman" w:hAnsi="Times New Roman"/>
+        <w:b/>
+        <w:color w:val="3B3F45"/>
+        <w:sz w:val="22"/>
+      </w:rPr>
+      <w:t>STEINHAUSEN RECHTSANWÄLTE MBB</w:t>
+    </w:r>
+  </w:p>
+  <w:p>
+    <w:pPr>
+      <w:jc w:val="left"/>
+      <w:pBdr>
+        <w:bottom w:val="single" w:sz="8" w:space="2" w:color="3B3F45"/>
+      </w:pBdr>
+    </w:pPr>
+    <w:r>
+      <w:rPr>
+        <w:rFonts w:ascii="Times New Roman" w:hAnsi="Times New Roman"/>
+        <w:color w:val="6B6B66"/>
+        <w:sz w:val="16"/>
+      </w:rPr>
+      <w:t>AG Charlottenburg 36 IN 1342/26 · 36 IN 1342/26</w:t>
+    </w:r>
+  </w:p>
+</w:hdr>
 </file>
 
 <file path=word/numbering.xml><?xml version="1.0" encoding="utf-8"?>
